--- a/project/documents/formaldocuments/ApplicationDataSheet_Updated_RPOAstage.docx
+++ b/project/documents/formaldocuments/ApplicationDataSheet_Updated_RPOAstage.docx
@@ -1628,7 +1628,21 @@
             <w:rPr>
               <w:rFonts w:eastAsia="Arial" w:cstheme="minorHAnsi"/>
             </w:rPr>
-            <w:t>&lt;&lt;matterNo&gt;&gt;</w:t>
+            <w:t>&lt;&lt;</w:t>
+          </w:r>
+          <w:proofErr w:type="spellStart"/>
+          <w:r>
+            <w:rPr>
+              <w:rFonts w:eastAsia="Arial" w:cstheme="minorHAnsi"/>
+            </w:rPr>
+            <w:t>matterNo</w:t>
+          </w:r>
+          <w:proofErr w:type="spellEnd"/>
+          <w:r>
+            <w:rPr>
+              <w:rFonts w:eastAsia="Arial" w:cstheme="minorHAnsi"/>
+            </w:rPr>
+            <w:t>&gt;&gt;</w:t>
           </w:r>
         </w:p>
       </w:tc>
@@ -1729,7 +1743,21 @@
             <w:rPr>
               <w:rFonts w:eastAsia="Arial" w:cstheme="minorHAnsi"/>
             </w:rPr>
-            <w:t>&lt;&lt;serialNo&gt;&gt;</w:t>
+            <w:t>&lt;&lt;</w:t>
+          </w:r>
+          <w:proofErr w:type="spellStart"/>
+          <w:r>
+            <w:rPr>
+              <w:rFonts w:eastAsia="Arial" w:cstheme="minorHAnsi"/>
+            </w:rPr>
+            <w:t>serialNo</w:t>
+          </w:r>
+          <w:proofErr w:type="spellEnd"/>
+          <w:r>
+            <w:rPr>
+              <w:rFonts w:eastAsia="Arial" w:cstheme="minorHAnsi"/>
+            </w:rPr>
+            <w:t>&gt;&gt;</w:t>
           </w:r>
         </w:p>
       </w:tc>
